--- a/00-首页/学生讲义Word/立体化学与区域选择性.docx
+++ b/00-首页/学生讲义Word/立体化学与区域选择性.docx
@@ -14396,25 +14396,25 @@
         <w:rPr>
           <w:rFonts w:ascii="Times New Roman" w:hAnsi="Times New Roman" w:eastAsia="Times New Roman" w:cs="Times New Roman"/>
         </w:rPr>
-        <w:t xml:space="preserve">CH_{2}=CH-CH_{2}OH</w:t>
-      </w:r>
-      <w:r>
-        <w:rPr>
-          <w:rFonts w:ascii="Times New Roman" w:hAnsi="Times New Roman" w:eastAsia="Times New Roman" w:cs="Times New Roman"/>
-        </w:rPr>
-        <w:t xml:space="preserve"> </w:t>
-      </w:r>
-      <w:r>
-        <w:rPr>
-          <w:rFonts w:ascii="Times New Roman" w:hAnsi="Times New Roman" w:eastAsia="Times New Roman" w:cs="Times New Roman"/>
-        </w:rPr>
-        <w:t xml:space="preserve">[tBuOOH]</w:t>
-      </w:r>
-      <w:r>
-        <w:rPr>
-          <w:rFonts w:ascii="Times New Roman" w:hAnsi="Times New Roman" w:eastAsia="Times New Roman" w:cs="Times New Roman"/>
-        </w:rPr>
-        <w:t xml:space="preserve"> </w:t>
+        <w:t xml:space="preserve">$CH_{2}=CH-CH_{2}OH \xrightarrow{\text{\text{Ti(OiPr)4,\ (+)-DET} }}[tBuOOH] </w:t>
+      </w:r>
+      <w:r>
+        <w:rPr>
+          <w:rFonts w:hint="eastAsia" w:ascii="Times New Roman" w:hAnsi="Times New Roman" w:eastAsia="Times New Roman" w:cs="Times New Roman"/>
+        </w:rPr>
+        <w:t>\text{</w:t>
+      </w:r>
+      <w:r>
+        <w:rPr>
+          <w:rFonts w:hint="eastAsia" w:ascii="Times New Roman" w:hAnsi="Times New Roman" w:eastAsia="FangSong" w:cs="Times New Roman"/>
+        </w:rPr>
+        <w:t>手性环氧醇</w:t>
+      </w:r>
+      <w:r>
+        <w:rPr>
+          <w:rFonts w:hint="eastAsia" w:ascii="Times New Roman" w:hAnsi="Times New Roman" w:eastAsia="Times New Roman" w:cs="Times New Roman"/>
+        </w:rPr>
+        <w:t>}$</w:t>
       </w:r>
       <w:r>
         <w:rPr>
@@ -14485,25 +14485,25 @@
         <w:rPr>
           <w:rFonts w:ascii="Times New Roman" w:hAnsi="Times New Roman" w:eastAsia="Times New Roman" w:cs="Times New Roman"/>
         </w:rPr>
-        <w:t xml:space="preserve">PhCOCH_{3}</w:t>
-      </w:r>
-      <w:r>
-        <w:rPr>
-          <w:rFonts w:ascii="Times New Roman" w:hAnsi="Times New Roman" w:eastAsia="Times New Roman" w:cs="Times New Roman"/>
-        </w:rPr>
-        <w:t xml:space="preserve"> </w:t>
-      </w:r>
-      <w:r>
-        <w:rPr>
-          <w:rFonts w:ascii="Times New Roman" w:hAnsi="Times New Roman" w:eastAsia="Times New Roman" w:cs="Times New Roman"/>
-        </w:rPr>
-        <w:t xml:space="preserve"> </w:t>
-      </w:r>
-      <w:r>
-        <w:rPr>
-          <w:rFonts w:ascii="Times New Roman" w:hAnsi="Times New Roman" w:eastAsia="Times New Roman" w:cs="Times New Roman"/>
-        </w:rPr>
-        <w:t xml:space="preserve">PhCH(OH)CH_{3}</w:t>
+        <w:t xml:space="preserve">$PhCOCH_{3} \xrightarrow{\text{\text{H2,\ Rh-Ru </w:t>
+      </w:r>
+      <w:r>
+        <w:rPr>
+          <w:rFonts w:hint="eastAsia" w:ascii="Times New Roman" w:hAnsi="Times New Roman" w:eastAsia="FangSong" w:cs="Times New Roman"/>
+        </w:rPr>
+        <w:t>手性膦催化</w:t>
+      </w:r>
+      <w:r>
+        <w:rPr>
+          <w:rFonts w:hint="eastAsia" w:ascii="Times New Roman" w:hAnsi="Times New Roman" w:eastAsia="Times New Roman" w:cs="Times New Roman"/>
+        </w:rPr>
+        <w:t>}</w:t>
+      </w:r>
+      <w:r>
+        <w:rPr>
+          <w:rFonts w:ascii="Times New Roman" w:hAnsi="Times New Roman" w:eastAsia="Times New Roman" w:cs="Times New Roman"/>
+        </w:rPr>
+        <w:t xml:space="preserve"> }} PhCH(OH)CH_{3}$</w:t>
       </w:r>
       <w:r>
         <w:rPr>
